--- a/docs/fuel_consumptions_defense_and_lectures.docx
+++ b/docs/fuel_consumptions_defense_and_lectures.docx
@@ -889,7 +889,7 @@
     </w:p>
     <w:p>
       <w:r>
-        <w:t>MinIO проверен в Docker: локально собранные образы из официальных исходников, восемь объектов в бакете fuel-consumptions. Код подготовлен в отдельной ветке lab1-fuel_consumptions репозитория cruisecontrol---front. Перед окончательной сдачей вписать ФИО/группу, импортировать SVG в Figma и сделать реальные снимки Network.</w:t>
+        <w:t>MinIO проверен в Docker: локально собранные образы из официальных исходников, восемь объектов в бакете fuel-consumptions. Код подготовлен в отдельной ветке lab1-fuel_consumptions репозитория cruisecontrol---back. Перед окончательной сдачей вписать ФИО/группу, импортировать SVG в Figma и сделать реальные снимки Network.</w:t>
       </w:r>
     </w:p>
     <w:p>
